--- a/business_it/part3/ep36_Renzo_al_telefono.docx
+++ b/business_it/part3/ep36_Renzo_al_telefono.docx
@@ -388,7 +388,7 @@
           <w:rFonts w:ascii="Calibri" w:hAnsi="Calibri" w:eastAsia="Malgun Gothic"/>
           <w:sz w:val="20"/>
         </w:rPr>
-        <w:t>[공방] Renzo Paoli (렌초, 72) — 장인. 피렌체 말씨(un tu piangere, icché, voialtri). 3월에 메종 바렌 시제품을 문 닫고 만들었다.</w:t>
+        <w:t>[공방] Renzo Paoli (렌초, 72) — 장인. 피렌체 말씨(un tu piangere, icché, voialtri). 4월 14일 주에는 서울 선적분을 검사하느라 시모네를 혼자 두었다.</w:t>
       </w:r>
     </w:p>
     <w:p>
@@ -1276,7 +1276,7 @@
           <w:sz w:val="22"/>
         </w:rPr>
         <w:tab/>
-        <w:t>Erano le borse della settimana del sedici aprile. Quella di Seul. Lei era chiuso a controllare le sessanta per Seul e io...</w:t>
+        <w:t>Sono del lotto del quattordici. La settimana della spedizione per Seul. Lei era al banco dell'imballaggio a controllare le sessanta di Seul e io...</w:t>
       </w:r>
     </w:p>
     <w:p>
@@ -1510,7 +1510,7 @@
           <w:sz w:val="22"/>
         </w:rPr>
         <w:tab/>
-        <w:t>Non la prendo per proteggerlo. La prendo perché è mia. Un ragazzo al primo anno non lavora da solo sui bordi di una borsa crema. Mai. E io ce l'ho lasciato, più di un mese fa.</w:t>
+        <w:t>Non la prendo per proteggerlo. La prendo perché è mia. Un ragazzo al primo anno non lavora da solo sui bordi di una borsa crema. Mai. E io ce l'ho lasciato, tre settimane fa.</w:t>
       </w:r>
     </w:p>
     <w:p>
@@ -1562,7 +1562,7 @@
           <w:sz w:val="22"/>
         </w:rPr>
         <w:tab/>
-        <w:t>Avendo lavorato a porta chiusa per tre settimane, non ho guardato il ragazzo. Ciò che conta, in un laboratorio, è chi guarda dopo. E dopo non c'era nessuno.</w:t>
+        <w:t>Avendo passato tutta quella settimana a controllare le borse di Seul, non ho guardato il ragazzo. Ciò che conta, in un laboratorio, è chi guarda dopo. E dopo non c'era nessuno.</w:t>
       </w:r>
     </w:p>
     <w:p>
@@ -2049,7 +2049,7 @@
           <w:sz w:val="22"/>
         </w:rPr>
         <w:tab/>
-        <w:t>Gliele ho fatte fare io, da solo. È diverso.</w:t>
+        <w:t>Gliele ho fatte fare io, da solo, mentre io ero sulle borse di Seul. È diverso.</w:t>
       </w:r>
     </w:p>
     <w:p>
@@ -7549,7 +7549,7 @@
           <w:b/>
           <w:sz w:val="22"/>
         </w:rPr>
-        <w:t>시간 전치사 fa / da / fra(tra): più di un mese fa / Da lunedì / Fra quattro ore</w:t>
+        <w:t>시간 전치사 fa / da / fra(tra): tre settimane fa / Da lunedì / Fra quattro ore</w:t>
       </w:r>
     </w:p>
     <w:p>
@@ -7562,7 +7562,7 @@
           <w:rFonts w:ascii="Calibri" w:hAnsi="Calibri" w:eastAsia="Malgun Gothic"/>
           <w:sz w:val="20"/>
         </w:rPr>
-        <w:t>fa는 지금부터 '~ 전'(숫자 뒤에 온다: un mese fa). da는 '~부터'(시작점: da lunedì, da venticinque anni). fra/tra는 지금부터 '~ 후'(fra quattro ore). cuce da venticinque anni처럼 da + 기간 + 현재형은 '~째 하고 있다'.</w:t>
+        <w:t>fa는 지금부터 '~ 전'(숫자 뒤에 온다: tre settimane fa). da는 '~부터'(시작점: da lunedì, da venticinque anni). fra/tra는 지금부터 '~ 후'(fra quattro ore). cuce da venticinque anni처럼 da + 기간 + 현재형은 '~째 하고 있다'.</w:t>
       </w:r>
     </w:p>
     <w:p>
@@ -7621,7 +7621,7 @@
           <w:b/>
           <w:sz w:val="22"/>
         </w:rPr>
-        <w:t>제룬디오 과거: Avendo lavorato a porta chiusa, non ho guardato il ragazzo</w:t>
+        <w:t>제룬디오 과거: Avendo passato quella settimana sulle borse di Seul, non ho guardato il ragazzo</w:t>
       </w:r>
     </w:p>
     <w:p>
@@ -7634,7 +7634,7 @@
           <w:rFonts w:ascii="Calibri" w:hAnsi="Calibri" w:eastAsia="Malgun Gothic"/>
           <w:sz w:val="20"/>
         </w:rPr>
-        <w:t>avendo/essendo + 과거분사 = '~하고 나서, ~했기 때문에'. 주절보다 먼저 끝난 일이 원인이 될 때 쓴다. 주어는 주절과 같아야 한다(렌초가 일했고, 렌초가 보지 못했다). 구어라면 « Siccome ho lavorato… »로 풀어 말한다.</w:t>
+        <w:t>avendo/essendo + 과거분사 = '~하고 나서, ~했기 때문에'. 주절보다 먼저 끝난 일이 원인이 될 때 쓴다. 주어는 주절과 같아야 한다(렌초가 그 주를 보냈고, 렌초가 보지 못했다). 구어라면 « Siccome ho passato… »로 풀어 말한다.</w:t>
       </w:r>
     </w:p>
     <w:p>
@@ -8852,7 +8852,7 @@
           <w:sz w:val="21"/>
         </w:rPr>
         <w:tab/>
-        <w:t>4월 16일 주 가방들이에요. 서울 주간이요. 선생님은 서울행 60개 검사하느라 문 닫고 계셨고, 저는…</w:t>
+        <w:t>14일 로트예요. 서울 선적 주간이요. 선생님은 포장대에서 서울행 60개를 검사하고 계셨고, 저는…</w:t>
       </w:r>
     </w:p>
     <w:p>
@@ -9086,7 +9086,7 @@
           <w:sz w:val="21"/>
         </w:rPr>
         <w:tab/>
-        <w:t>감싸려고 떠안는 게 아니야. 내 거니까 떠안는 거지. 1년 차 애는 크림색 가방 가장자리를 혼자 하지 않아. 절대. 그런데 내가 한 달도 더 전에 거기 혼자 뒀어.</w:t>
+        <w:t>감싸려고 떠안는 게 아니야. 내 거니까 떠안는 거지. 1년 차 애는 크림색 가방 가장자리를 혼자 하지 않아. 절대. 그런데 내가 3주 전에 거기 혼자 뒀어.</w:t>
       </w:r>
     </w:p>
     <w:p>
@@ -9138,7 +9138,7 @@
           <w:sz w:val="21"/>
         </w:rPr>
         <w:tab/>
-        <w:t>3주 동안 문 닫고 일하느라 애를 안 봤어. 공방에서 중요한 건 그다음에 누가 보느냐야. 그런데 그다음에 아무도 없었지.</w:t>
+        <w:t>그 주 내내 서울 가방들 검사하느라 애를 안 봤어. 공방에서 중요한 건 그다음에 누가 보느냐야. 그런데 그다음에 아무도 없었지.</w:t>
       </w:r>
     </w:p>
     <w:p>
@@ -9626,7 +9626,7 @@
           <w:sz w:val="21"/>
         </w:rPr>
         <w:tab/>
-        <w:t>내가 저 애한테 혼자 하라고 시켰어. 그건 다른 얘기야.</w:t>
+        <w:t>서울 가방 보느라 내가 저 애한테 혼자 하라고 시켰어. 그건 다른 얘기야.</w:t>
       </w:r>
     </w:p>
     <w:p>
